--- a/public/templates-clean/orhideelor/DECLARAȚIE LUARE LA CUNOȘTINȚĂ ROF CLINCENI (1).docx
+++ b/public/templates-clean/orhideelor/DECLARAȚIE LUARE LA CUNOȘTINȚĂ ROF CLINCENI (1).docx
@@ -52,13 +52,13 @@
         <w:rPr>
           <w:sz w:val="15"/>
         </w:rPr>
-        <w:t>{NUMAR_ROF}/12.07</w:t>
+        <w:t>{NUMAR_ROF}/{DATA_CONTRACT}</w:t>
       </w:r>
       <w:r>
         <w:rPr>
           <w:sz w:val="15"/>
         </w:rPr>
-        <w:t>.2025</w:t>
+        <w:t/>
       </w:r>
     </w:p>
     <w:p>
